--- a/tillsyn/A 41728-2025 tillsynsbegäran.docx
+++ b/tillsyn/A 41728-2025 tillsynsbegäran.docx
@@ -218,7 +218,7 @@
     <w:r>
       <w:tab/>
       <w:tab/>
-      <w:t>2025-09-04</w:t>
+      <w:t>2025-09-05</w:t>
       <w:br/>
       <w:br/>
     </w:r>

--- a/tillsyn/A 41728-2025 tillsynsbegäran.docx
+++ b/tillsyn/A 41728-2025 tillsynsbegäran.docx
@@ -218,7 +218,7 @@
     <w:r>
       <w:tab/>
       <w:tab/>
-      <w:t>2025-09-05</w:t>
+      <w:t>2025-09-07</w:t>
       <w:br/>
       <w:br/>
     </w:r>

--- a/tillsyn/A 41728-2025 tillsynsbegäran.docx
+++ b/tillsyn/A 41728-2025 tillsynsbegäran.docx
@@ -218,7 +218,7 @@
     <w:r>
       <w:tab/>
       <w:tab/>
-      <w:t>2025-09-07</w:t>
+      <w:t>2025-09-08</w:t>
       <w:br/>
       <w:br/>
     </w:r>

--- a/tillsyn/A 41728-2025 tillsynsbegäran.docx
+++ b/tillsyn/A 41728-2025 tillsynsbegäran.docx
@@ -218,7 +218,7 @@
     <w:r>
       <w:tab/>
       <w:tab/>
-      <w:t>2025-09-08</w:t>
+      <w:t>2025-09-10</w:t>
       <w:br/>
       <w:br/>
     </w:r>

--- a/tillsyn/A 41728-2025 tillsynsbegäran.docx
+++ b/tillsyn/A 41728-2025 tillsynsbegäran.docx
@@ -218,7 +218,7 @@
     <w:r>
       <w:tab/>
       <w:tab/>
-      <w:t>2025-09-10</w:t>
+      <w:t>2025-09-11</w:t>
       <w:br/>
       <w:br/>
     </w:r>

--- a/tillsyn/A 41728-2025 tillsynsbegäran.docx
+++ b/tillsyn/A 41728-2025 tillsynsbegäran.docx
@@ -218,7 +218,7 @@
     <w:r>
       <w:tab/>
       <w:tab/>
-      <w:t>2025-09-11</w:t>
+      <w:t>2025-09-12</w:t>
       <w:br/>
       <w:br/>
     </w:r>

--- a/tillsyn/A 41728-2025 tillsynsbegäran.docx
+++ b/tillsyn/A 41728-2025 tillsynsbegäran.docx
@@ -218,7 +218,7 @@
     <w:r>
       <w:tab/>
       <w:tab/>
-      <w:t>2025-09-12</w:t>
+      <w:t>2025-09-13</w:t>
       <w:br/>
       <w:br/>
     </w:r>

--- a/tillsyn/A 41728-2025 tillsynsbegäran.docx
+++ b/tillsyn/A 41728-2025 tillsynsbegäran.docx
@@ -218,7 +218,7 @@
     <w:r>
       <w:tab/>
       <w:tab/>
-      <w:t>2025-09-13</w:t>
+      <w:t>2025-09-14</w:t>
       <w:br/>
       <w:br/>
     </w:r>

--- a/tillsyn/A 41728-2025 tillsynsbegäran.docx
+++ b/tillsyn/A 41728-2025 tillsynsbegäran.docx
@@ -218,7 +218,7 @@
     <w:r>
       <w:tab/>
       <w:tab/>
-      <w:t>2025-09-14</w:t>
+      <w:t>2025-09-15</w:t>
       <w:br/>
       <w:br/>
     </w:r>

--- a/tillsyn/A 41728-2025 tillsynsbegäran.docx
+++ b/tillsyn/A 41728-2025 tillsynsbegäran.docx
@@ -218,7 +218,7 @@
     <w:r>
       <w:tab/>
       <w:tab/>
-      <w:t>2025-09-15</w:t>
+      <w:t>2025-09-16</w:t>
       <w:br/>
       <w:br/>
     </w:r>

--- a/tillsyn/A 41728-2025 tillsynsbegäran.docx
+++ b/tillsyn/A 41728-2025 tillsynsbegäran.docx
@@ -218,7 +218,7 @@
     <w:r>
       <w:tab/>
       <w:tab/>
-      <w:t>2025-09-16</w:t>
+      <w:t>2025-09-17</w:t>
       <w:br/>
       <w:br/>
     </w:r>

--- a/tillsyn/A 41728-2025 tillsynsbegäran.docx
+++ b/tillsyn/A 41728-2025 tillsynsbegäran.docx
@@ -218,7 +218,7 @@
     <w:r>
       <w:tab/>
       <w:tab/>
-      <w:t>2025-09-17</w:t>
+      <w:t>2025-09-18</w:t>
       <w:br/>
       <w:br/>
     </w:r>

--- a/tillsyn/A 41728-2025 tillsynsbegäran.docx
+++ b/tillsyn/A 41728-2025 tillsynsbegäran.docx
@@ -218,7 +218,7 @@
     <w:r>
       <w:tab/>
       <w:tab/>
-      <w:t>2025-09-18</w:t>
+      <w:t>2025-09-22</w:t>
       <w:br/>
       <w:br/>
     </w:r>

--- a/tillsyn/A 41728-2025 tillsynsbegäran.docx
+++ b/tillsyn/A 41728-2025 tillsynsbegäran.docx
@@ -218,7 +218,7 @@
     <w:r>
       <w:tab/>
       <w:tab/>
-      <w:t>2025-09-22</w:t>
+      <w:t>2025-09-23</w:t>
       <w:br/>
       <w:br/>
     </w:r>

--- a/tillsyn/A 41728-2025 tillsynsbegäran.docx
+++ b/tillsyn/A 41728-2025 tillsynsbegäran.docx
@@ -218,7 +218,7 @@
     <w:r>
       <w:tab/>
       <w:tab/>
-      <w:t>2025-09-23</w:t>
+      <w:t>2025-09-24</w:t>
       <w:br/>
       <w:br/>
     </w:r>

--- a/tillsyn/A 41728-2025 tillsynsbegäran.docx
+++ b/tillsyn/A 41728-2025 tillsynsbegäran.docx
@@ -218,7 +218,7 @@
     <w:r>
       <w:tab/>
       <w:tab/>
-      <w:t>2025-09-24</w:t>
+      <w:t>2025-09-25</w:t>
       <w:br/>
       <w:br/>
     </w:r>

--- a/tillsyn/A 41728-2025 tillsynsbegäran.docx
+++ b/tillsyn/A 41728-2025 tillsynsbegäran.docx
@@ -218,7 +218,7 @@
     <w:r>
       <w:tab/>
       <w:tab/>
-      <w:t>2025-09-25</w:t>
+      <w:t>2025-09-26</w:t>
       <w:br/>
       <w:br/>
     </w:r>

--- a/tillsyn/A 41728-2025 tillsynsbegäran.docx
+++ b/tillsyn/A 41728-2025 tillsynsbegäran.docx
@@ -218,7 +218,7 @@
     <w:r>
       <w:tab/>
       <w:tab/>
-      <w:t>2025-09-26</w:t>
+      <w:t>2025-09-27</w:t>
       <w:br/>
       <w:br/>
     </w:r>

--- a/tillsyn/A 41728-2025 tillsynsbegäran.docx
+++ b/tillsyn/A 41728-2025 tillsynsbegäran.docx
@@ -218,7 +218,7 @@
     <w:r>
       <w:tab/>
       <w:tab/>
-      <w:t>2025-09-27</w:t>
+      <w:t>2025-09-28</w:t>
       <w:br/>
       <w:br/>
     </w:r>

--- a/tillsyn/A 41728-2025 tillsynsbegäran.docx
+++ b/tillsyn/A 41728-2025 tillsynsbegäran.docx
@@ -218,7 +218,7 @@
     <w:r>
       <w:tab/>
       <w:tab/>
-      <w:t>2025-09-28</w:t>
+      <w:t>2025-09-29</w:t>
       <w:br/>
       <w:br/>
     </w:r>

--- a/tillsyn/A 41728-2025 tillsynsbegäran.docx
+++ b/tillsyn/A 41728-2025 tillsynsbegäran.docx
@@ -218,7 +218,7 @@
     <w:r>
       <w:tab/>
       <w:tab/>
-      <w:t>2025-09-29</w:t>
+      <w:t>2025-09-30</w:t>
       <w:br/>
       <w:br/>
     </w:r>

--- a/tillsyn/A 41728-2025 tillsynsbegäran.docx
+++ b/tillsyn/A 41728-2025 tillsynsbegäran.docx
@@ -218,7 +218,7 @@
     <w:r>
       <w:tab/>
       <w:tab/>
-      <w:t>2025-09-30</w:t>
+      <w:t>2025-10-01</w:t>
       <w:br/>
       <w:br/>
     </w:r>

--- a/tillsyn/A 41728-2025 tillsynsbegäran.docx
+++ b/tillsyn/A 41728-2025 tillsynsbegäran.docx
@@ -218,7 +218,7 @@
     <w:r>
       <w:tab/>
       <w:tab/>
-      <w:t>2025-10-01</w:t>
+      <w:t>2025-10-02</w:t>
       <w:br/>
       <w:br/>
     </w:r>

--- a/tillsyn/A 41728-2025 tillsynsbegäran.docx
+++ b/tillsyn/A 41728-2025 tillsynsbegäran.docx
@@ -218,7 +218,7 @@
     <w:r>
       <w:tab/>
       <w:tab/>
-      <w:t>2025-10-02</w:t>
+      <w:t>2025-10-03</w:t>
       <w:br/>
       <w:br/>
     </w:r>

--- a/tillsyn/A 41728-2025 tillsynsbegäran.docx
+++ b/tillsyn/A 41728-2025 tillsynsbegäran.docx
@@ -218,7 +218,7 @@
     <w:r>
       <w:tab/>
       <w:tab/>
-      <w:t>2025-10-03</w:t>
+      <w:t>2025-10-04</w:t>
       <w:br/>
       <w:br/>
     </w:r>

--- a/tillsyn/A 41728-2025 tillsynsbegäran.docx
+++ b/tillsyn/A 41728-2025 tillsynsbegäran.docx
@@ -218,7 +218,7 @@
     <w:r>
       <w:tab/>
       <w:tab/>
-      <w:t>2025-10-04</w:t>
+      <w:t>2025-10-05</w:t>
       <w:br/>
       <w:br/>
     </w:r>

--- a/tillsyn/A 41728-2025 tillsynsbegäran.docx
+++ b/tillsyn/A 41728-2025 tillsynsbegäran.docx
@@ -218,7 +218,7 @@
     <w:r>
       <w:tab/>
       <w:tab/>
-      <w:t>2025-10-05</w:t>
+      <w:t>2025-10-06</w:t>
       <w:br/>
       <w:br/>
     </w:r>

--- a/tillsyn/A 41728-2025 tillsynsbegäran.docx
+++ b/tillsyn/A 41728-2025 tillsynsbegäran.docx
@@ -218,7 +218,7 @@
     <w:r>
       <w:tab/>
       <w:tab/>
-      <w:t>2025-10-06</w:t>
+      <w:t>2025-10-07</w:t>
       <w:br/>
       <w:br/>
     </w:r>

--- a/tillsyn/A 41728-2025 tillsynsbegäran.docx
+++ b/tillsyn/A 41728-2025 tillsynsbegäran.docx
@@ -218,7 +218,7 @@
     <w:r>
       <w:tab/>
       <w:tab/>
-      <w:t>2025-10-07</w:t>
+      <w:t>2025-10-08</w:t>
       <w:br/>
       <w:br/>
     </w:r>

--- a/tillsyn/A 41728-2025 tillsynsbegäran.docx
+++ b/tillsyn/A 41728-2025 tillsynsbegäran.docx
@@ -218,7 +218,7 @@
     <w:r>
       <w:tab/>
       <w:tab/>
-      <w:t>2025-10-08</w:t>
+      <w:t>2025-10-09</w:t>
       <w:br/>
       <w:br/>
     </w:r>

--- a/tillsyn/A 41728-2025 tillsynsbegäran.docx
+++ b/tillsyn/A 41728-2025 tillsynsbegäran.docx
@@ -218,7 +218,7 @@
     <w:r>
       <w:tab/>
       <w:tab/>
-      <w:t>2025-10-09</w:t>
+      <w:t>2025-10-10</w:t>
       <w:br/>
       <w:br/>
     </w:r>

--- a/tillsyn/A 41728-2025 tillsynsbegäran.docx
+++ b/tillsyn/A 41728-2025 tillsynsbegäran.docx
@@ -218,7 +218,7 @@
     <w:r>
       <w:tab/>
       <w:tab/>
-      <w:t>2025-10-10</w:t>
+      <w:t>2025-10-11</w:t>
       <w:br/>
       <w:br/>
     </w:r>

--- a/tillsyn/A 41728-2025 tillsynsbegäran.docx
+++ b/tillsyn/A 41728-2025 tillsynsbegäran.docx
@@ -218,7 +218,7 @@
     <w:r>
       <w:tab/>
       <w:tab/>
-      <w:t>2025-10-16</w:t>
+      <w:t>2025-10-17</w:t>
       <w:br/>
       <w:br/>
     </w:r>

--- a/tillsyn/A 41728-2025 tillsynsbegäran.docx
+++ b/tillsyn/A 41728-2025 tillsynsbegäran.docx
@@ -218,7 +218,7 @@
     <w:r>
       <w:tab/>
       <w:tab/>
-      <w:t>2025-10-17</w:t>
+      <w:t>2025-10-18</w:t>
       <w:br/>
       <w:br/>
     </w:r>

--- a/tillsyn/A 41728-2025 tillsynsbegäran.docx
+++ b/tillsyn/A 41728-2025 tillsynsbegäran.docx
@@ -218,7 +218,7 @@
     <w:r>
       <w:tab/>
       <w:tab/>
-      <w:t>2025-10-18</w:t>
+      <w:t>2025-10-19</w:t>
       <w:br/>
       <w:br/>
     </w:r>

--- a/tillsyn/A 41728-2025 tillsynsbegäran.docx
+++ b/tillsyn/A 41728-2025 tillsynsbegäran.docx
@@ -218,7 +218,7 @@
     <w:r>
       <w:tab/>
       <w:tab/>
-      <w:t>2025-10-19</w:t>
+      <w:t>2025-10-20</w:t>
       <w:br/>
       <w:br/>
     </w:r>

--- a/tillsyn/A 41728-2025 tillsynsbegäran.docx
+++ b/tillsyn/A 41728-2025 tillsynsbegäran.docx
@@ -218,7 +218,7 @@
     <w:r>
       <w:tab/>
       <w:tab/>
-      <w:t>2025-10-20</w:t>
+      <w:t>2025-10-21</w:t>
       <w:br/>
       <w:br/>
     </w:r>

--- a/tillsyn/A 41728-2025 tillsynsbegäran.docx
+++ b/tillsyn/A 41728-2025 tillsynsbegäran.docx
@@ -218,7 +218,7 @@
     <w:r>
       <w:tab/>
       <w:tab/>
-      <w:t>2025-10-21</w:t>
+      <w:t>2025-10-22</w:t>
       <w:br/>
       <w:br/>
     </w:r>

--- a/tillsyn/A 41728-2025 tillsynsbegäran.docx
+++ b/tillsyn/A 41728-2025 tillsynsbegäran.docx
@@ -218,7 +218,7 @@
     <w:r>
       <w:tab/>
       <w:tab/>
-      <w:t>2025-10-22</w:t>
+      <w:t>2025-10-23</w:t>
       <w:br/>
       <w:br/>
     </w:r>

--- a/tillsyn/A 41728-2025 tillsynsbegäran.docx
+++ b/tillsyn/A 41728-2025 tillsynsbegäran.docx
@@ -218,7 +218,7 @@
     <w:r>
       <w:tab/>
       <w:tab/>
-      <w:t>2025-10-23</w:t>
+      <w:t>2025-10-24</w:t>
       <w:br/>
       <w:br/>
     </w:r>

--- a/tillsyn/A 41728-2025 tillsynsbegäran.docx
+++ b/tillsyn/A 41728-2025 tillsynsbegäran.docx
@@ -218,7 +218,7 @@
     <w:r>
       <w:tab/>
       <w:tab/>
-      <w:t>2025-10-24</w:t>
+      <w:t>2025-10-25</w:t>
       <w:br/>
       <w:br/>
     </w:r>

--- a/tillsyn/A 41728-2025 tillsynsbegäran.docx
+++ b/tillsyn/A 41728-2025 tillsynsbegäran.docx
@@ -218,7 +218,7 @@
     <w:r>
       <w:tab/>
       <w:tab/>
-      <w:t>2025-10-25</w:t>
+      <w:t>2025-10-26</w:t>
       <w:br/>
       <w:br/>
     </w:r>

--- a/tillsyn/A 41728-2025 tillsynsbegäran.docx
+++ b/tillsyn/A 41728-2025 tillsynsbegäran.docx
@@ -218,7 +218,7 @@
     <w:r>
       <w:tab/>
       <w:tab/>
-      <w:t>2025-10-26</w:t>
+      <w:t>2025-10-27</w:t>
       <w:br/>
       <w:br/>
     </w:r>

--- a/tillsyn/A 41728-2025 tillsynsbegäran.docx
+++ b/tillsyn/A 41728-2025 tillsynsbegäran.docx
@@ -218,7 +218,7 @@
     <w:r>
       <w:tab/>
       <w:tab/>
-      <w:t>2025-10-27</w:t>
+      <w:t>2025-10-28</w:t>
       <w:br/>
       <w:br/>
     </w:r>

--- a/tillsyn/A 41728-2025 tillsynsbegäran.docx
+++ b/tillsyn/A 41728-2025 tillsynsbegäran.docx
@@ -218,7 +218,7 @@
     <w:r>
       <w:tab/>
       <w:tab/>
-      <w:t>2025-10-28</w:t>
+      <w:t>2025-10-29</w:t>
       <w:br/>
       <w:br/>
     </w:r>

--- a/tillsyn/A 41728-2025 tillsynsbegäran.docx
+++ b/tillsyn/A 41728-2025 tillsynsbegäran.docx
@@ -218,7 +218,7 @@
     <w:r>
       <w:tab/>
       <w:tab/>
-      <w:t>2025-10-29</w:t>
+      <w:t>2025-10-30</w:t>
       <w:br/>
       <w:br/>
     </w:r>

--- a/tillsyn/A 41728-2025 tillsynsbegäran.docx
+++ b/tillsyn/A 41728-2025 tillsynsbegäran.docx
@@ -218,7 +218,7 @@
     <w:r>
       <w:tab/>
       <w:tab/>
-      <w:t>2025-10-30</w:t>
+      <w:t>2025-10-31</w:t>
       <w:br/>
       <w:br/>
     </w:r>

--- a/tillsyn/A 41728-2025 tillsynsbegäran.docx
+++ b/tillsyn/A 41728-2025 tillsynsbegäran.docx
@@ -218,7 +218,7 @@
     <w:r>
       <w:tab/>
       <w:tab/>
-      <w:t>2025-10-31</w:t>
+      <w:t>2025-11-01</w:t>
       <w:br/>
       <w:br/>
     </w:r>

--- a/tillsyn/A 41728-2025 tillsynsbegäran.docx
+++ b/tillsyn/A 41728-2025 tillsynsbegäran.docx
@@ -218,7 +218,7 @@
     <w:r>
       <w:tab/>
       <w:tab/>
-      <w:t>2025-11-15</w:t>
+      <w:t>2025-11-20</w:t>
       <w:br/>
       <w:br/>
     </w:r>

--- a/tillsyn/A 41728-2025 tillsynsbegäran.docx
+++ b/tillsyn/A 41728-2025 tillsynsbegäran.docx
@@ -218,7 +218,7 @@
     <w:r>
       <w:tab/>
       <w:tab/>
-      <w:t>2025-11-20</w:t>
+      <w:t>2025-11-21</w:t>
       <w:br/>
       <w:br/>
     </w:r>

--- a/tillsyn/A 41728-2025 tillsynsbegäran.docx
+++ b/tillsyn/A 41728-2025 tillsynsbegäran.docx
@@ -218,7 +218,7 @@
     <w:r>
       <w:tab/>
       <w:tab/>
-      <w:t>2025-11-21</w:t>
+      <w:t>2025-11-22</w:t>
       <w:br/>
       <w:br/>
     </w:r>

--- a/tillsyn/A 41728-2025 tillsynsbegäran.docx
+++ b/tillsyn/A 41728-2025 tillsynsbegäran.docx
@@ -218,7 +218,7 @@
     <w:r>
       <w:tab/>
       <w:tab/>
-      <w:t>2025-11-22</w:t>
+      <w:t>2025-11-23</w:t>
       <w:br/>
       <w:br/>
     </w:r>

--- a/tillsyn/A 41728-2025 tillsynsbegäran.docx
+++ b/tillsyn/A 41728-2025 tillsynsbegäran.docx
@@ -218,7 +218,7 @@
     <w:r>
       <w:tab/>
       <w:tab/>
-      <w:t>2025-11-23</w:t>
+      <w:t>2025-11-24</w:t>
       <w:br/>
       <w:br/>
     </w:r>

--- a/tillsyn/A 41728-2025 tillsynsbegäran.docx
+++ b/tillsyn/A 41728-2025 tillsynsbegäran.docx
@@ -218,7 +218,7 @@
     <w:r>
       <w:tab/>
       <w:tab/>
-      <w:t>2025-11-24</w:t>
+      <w:t>2025-11-25</w:t>
       <w:br/>
       <w:br/>
     </w:r>

--- a/tillsyn/A 41728-2025 tillsynsbegäran.docx
+++ b/tillsyn/A 41728-2025 tillsynsbegäran.docx
@@ -218,7 +218,7 @@
     <w:r>
       <w:tab/>
       <w:tab/>
-      <w:t>2025-11-25</w:t>
+      <w:t>2025-11-26</w:t>
       <w:br/>
       <w:br/>
     </w:r>

--- a/tillsyn/A 41728-2025 tillsynsbegäran.docx
+++ b/tillsyn/A 41728-2025 tillsynsbegäran.docx
@@ -218,7 +218,7 @@
     <w:r>
       <w:tab/>
       <w:tab/>
-      <w:t>2025-11-26</w:t>
+      <w:t>2025-11-27</w:t>
       <w:br/>
       <w:br/>
     </w:r>

--- a/tillsyn/A 41728-2025 tillsynsbegäran.docx
+++ b/tillsyn/A 41728-2025 tillsynsbegäran.docx
@@ -218,7 +218,7 @@
     <w:r>
       <w:tab/>
       <w:tab/>
-      <w:t>2025-11-27</w:t>
+      <w:t>2025-11-28</w:t>
       <w:br/>
       <w:br/>
     </w:r>

--- a/tillsyn/A 41728-2025 tillsynsbegäran.docx
+++ b/tillsyn/A 41728-2025 tillsynsbegäran.docx
@@ -218,7 +218,7 @@
     <w:r>
       <w:tab/>
       <w:tab/>
-      <w:t>2025-11-28</w:t>
+      <w:t>2025-11-29</w:t>
       <w:br/>
       <w:br/>
     </w:r>

--- a/tillsyn/A 41728-2025 tillsynsbegäran.docx
+++ b/tillsyn/A 41728-2025 tillsynsbegäran.docx
@@ -218,7 +218,7 @@
     <w:r>
       <w:tab/>
       <w:tab/>
-      <w:t>2025-11-29</w:t>
+      <w:t>2025-11-30</w:t>
       <w:br/>
       <w:br/>
     </w:r>

--- a/tillsyn/A 41728-2025 tillsynsbegäran.docx
+++ b/tillsyn/A 41728-2025 tillsynsbegäran.docx
@@ -218,7 +218,7 @@
     <w:r>
       <w:tab/>
       <w:tab/>
-      <w:t>2025-11-30</w:t>
+      <w:t>2025-12-01</w:t>
       <w:br/>
       <w:br/>
     </w:r>

--- a/tillsyn/A 41728-2025 tillsynsbegäran.docx
+++ b/tillsyn/A 41728-2025 tillsynsbegäran.docx
@@ -218,7 +218,7 @@
     <w:r>
       <w:tab/>
       <w:tab/>
-      <w:t>2025-12-01</w:t>
+      <w:t>2025-12-02</w:t>
       <w:br/>
       <w:br/>
     </w:r>

--- a/tillsyn/A 41728-2025 tillsynsbegäran.docx
+++ b/tillsyn/A 41728-2025 tillsynsbegäran.docx
@@ -218,7 +218,7 @@
     <w:r>
       <w:tab/>
       <w:tab/>
-      <w:t>2025-12-02</w:t>
+      <w:t>2025-12-03</w:t>
       <w:br/>
       <w:br/>
     </w:r>

--- a/tillsyn/A 41728-2025 tillsynsbegäran.docx
+++ b/tillsyn/A 41728-2025 tillsynsbegäran.docx
@@ -218,7 +218,7 @@
     <w:r>
       <w:tab/>
       <w:tab/>
-      <w:t>2025-12-03</w:t>
+      <w:t>2025-12-04</w:t>
       <w:br/>
       <w:br/>
     </w:r>

--- a/tillsyn/A 41728-2025 tillsynsbegäran.docx
+++ b/tillsyn/A 41728-2025 tillsynsbegäran.docx
@@ -218,7 +218,7 @@
     <w:r>
       <w:tab/>
       <w:tab/>
-      <w:t>2025-12-04</w:t>
+      <w:t>2025-12-05</w:t>
       <w:br/>
       <w:br/>
     </w:r>

--- a/tillsyn/A 41728-2025 tillsynsbegäran.docx
+++ b/tillsyn/A 41728-2025 tillsynsbegäran.docx
@@ -218,7 +218,7 @@
     <w:r>
       <w:tab/>
       <w:tab/>
-      <w:t>2025-12-05</w:t>
+      <w:t>2025-12-06</w:t>
       <w:br/>
       <w:br/>
     </w:r>

--- a/tillsyn/A 41728-2025 tillsynsbegäran.docx
+++ b/tillsyn/A 41728-2025 tillsynsbegäran.docx
@@ -218,7 +218,7 @@
     <w:r>
       <w:tab/>
       <w:tab/>
-      <w:t>2025-12-06</w:t>
+      <w:t>2025-12-07</w:t>
       <w:br/>
       <w:br/>
     </w:r>

--- a/tillsyn/A 41728-2025 tillsynsbegäran.docx
+++ b/tillsyn/A 41728-2025 tillsynsbegäran.docx
@@ -218,7 +218,7 @@
     <w:r>
       <w:tab/>
       <w:tab/>
-      <w:t>2025-12-07</w:t>
+      <w:t>2025-12-08</w:t>
       <w:br/>
       <w:br/>
     </w:r>

--- a/tillsyn/A 41728-2025 tillsynsbegäran.docx
+++ b/tillsyn/A 41728-2025 tillsynsbegäran.docx
@@ -218,7 +218,7 @@
     <w:r>
       <w:tab/>
       <w:tab/>
-      <w:t>2025-12-08</w:t>
+      <w:t>2025-12-09</w:t>
       <w:br/>
       <w:br/>
     </w:r>

--- a/tillsyn/A 41728-2025 tillsynsbegäran.docx
+++ b/tillsyn/A 41728-2025 tillsynsbegäran.docx
@@ -218,7 +218,7 @@
     <w:r>
       <w:tab/>
       <w:tab/>
-      <w:t>2025-12-09</w:t>
+      <w:t>2025-12-10</w:t>
       <w:br/>
       <w:br/>
     </w:r>

--- a/tillsyn/A 41728-2025 tillsynsbegäran.docx
+++ b/tillsyn/A 41728-2025 tillsynsbegäran.docx
@@ -218,7 +218,7 @@
     <w:r>
       <w:tab/>
       <w:tab/>
-      <w:t>2025-12-10</w:t>
+      <w:t>2025-12-11</w:t>
       <w:br/>
       <w:br/>
     </w:r>

--- a/tillsyn/A 41728-2025 tillsynsbegäran.docx
+++ b/tillsyn/A 41728-2025 tillsynsbegäran.docx
@@ -218,7 +218,7 @@
     <w:r>
       <w:tab/>
       <w:tab/>
-      <w:t>2025-12-11</w:t>
+      <w:t>2025-12-12</w:t>
       <w:br/>
       <w:br/>
     </w:r>

--- a/tillsyn/A 41728-2025 tillsynsbegäran.docx
+++ b/tillsyn/A 41728-2025 tillsynsbegäran.docx
@@ -218,7 +218,7 @@
     <w:r>
       <w:tab/>
       <w:tab/>
-      <w:t>2025-12-12</w:t>
+      <w:t>2025-12-13</w:t>
       <w:br/>
       <w:br/>
     </w:r>

--- a/tillsyn/A 41728-2025 tillsynsbegäran.docx
+++ b/tillsyn/A 41728-2025 tillsynsbegäran.docx
@@ -218,7 +218,7 @@
     <w:r>
       <w:tab/>
       <w:tab/>
-      <w:t>2025-12-19</w:t>
+      <w:t>2025-12-20</w:t>
       <w:br/>
       <w:br/>
     </w:r>

--- a/tillsyn/A 41728-2025 tillsynsbegäran.docx
+++ b/tillsyn/A 41728-2025 tillsynsbegäran.docx
@@ -218,7 +218,7 @@
     <w:r>
       <w:tab/>
       <w:tab/>
-      <w:t>2025-12-20</w:t>
+      <w:t>2025-12-21</w:t>
       <w:br/>
       <w:br/>
     </w:r>

--- a/tillsyn/A 41728-2025 tillsynsbegäran.docx
+++ b/tillsyn/A 41728-2025 tillsynsbegäran.docx
@@ -218,7 +218,7 @@
     <w:r>
       <w:tab/>
       <w:tab/>
-      <w:t>2025-12-21</w:t>
+      <w:t>2025-12-22</w:t>
       <w:br/>
       <w:br/>
     </w:r>

--- a/tillsyn/A 41728-2025 tillsynsbegäran.docx
+++ b/tillsyn/A 41728-2025 tillsynsbegäran.docx
@@ -218,7 +218,7 @@
     <w:r>
       <w:tab/>
       <w:tab/>
-      <w:t>2025-12-22</w:t>
+      <w:t>2025-12-26</w:t>
       <w:br/>
       <w:br/>
     </w:r>

--- a/tillsyn/A 41728-2025 tillsynsbegäran.docx
+++ b/tillsyn/A 41728-2025 tillsynsbegäran.docx
@@ -218,7 +218,7 @@
     <w:r>
       <w:tab/>
       <w:tab/>
-      <w:t>2026-01-03</w:t>
+      <w:t>2026-01-04</w:t>
       <w:br/>
       <w:br/>
     </w:r>

--- a/tillsyn/A 41728-2025 tillsynsbegäran.docx
+++ b/tillsyn/A 41728-2025 tillsynsbegäran.docx
@@ -218,7 +218,7 @@
     <w:r>
       <w:tab/>
       <w:tab/>
-      <w:t>2026-01-07</w:t>
+      <w:t>2026-01-08</w:t>
       <w:br/>
       <w:br/>
     </w:r>

--- a/tillsyn/A 41728-2025 tillsynsbegäran.docx
+++ b/tillsyn/A 41728-2025 tillsynsbegäran.docx
@@ -218,7 +218,7 @@
     <w:r>
       <w:tab/>
       <w:tab/>
-      <w:t>2026-01-08</w:t>
+      <w:t>2026-01-09</w:t>
       <w:br/>
       <w:br/>
     </w:r>

--- a/tillsyn/A 41728-2025 tillsynsbegäran.docx
+++ b/tillsyn/A 41728-2025 tillsynsbegäran.docx
@@ -218,7 +218,7 @@
     <w:r>
       <w:tab/>
       <w:tab/>
-      <w:t>2026-01-09</w:t>
+      <w:t>2026-01-10</w:t>
       <w:br/>
       <w:br/>
     </w:r>

--- a/tillsyn/A 41728-2025 tillsynsbegäran.docx
+++ b/tillsyn/A 41728-2025 tillsynsbegäran.docx
@@ -218,7 +218,7 @@
     <w:r>
       <w:tab/>
       <w:tab/>
-      <w:t>2026-01-10</w:t>
+      <w:t>2026-01-11</w:t>
       <w:br/>
       <w:br/>
     </w:r>

--- a/tillsyn/A 41728-2025 tillsynsbegäran.docx
+++ b/tillsyn/A 41728-2025 tillsynsbegäran.docx
@@ -218,7 +218,7 @@
     <w:r>
       <w:tab/>
       <w:tab/>
-      <w:t>2026-01-11</w:t>
+      <w:t>2026-01-12</w:t>
       <w:br/>
       <w:br/>
     </w:r>

--- a/tillsyn/A 41728-2025 tillsynsbegäran.docx
+++ b/tillsyn/A 41728-2025 tillsynsbegäran.docx
@@ -218,7 +218,7 @@
     <w:r>
       <w:tab/>
       <w:tab/>
-      <w:t>2026-01-12</w:t>
+      <w:t>2026-01-13</w:t>
       <w:br/>
       <w:br/>
     </w:r>

--- a/tillsyn/A 41728-2025 tillsynsbegäran.docx
+++ b/tillsyn/A 41728-2025 tillsynsbegäran.docx
@@ -218,7 +218,7 @@
     <w:r>
       <w:tab/>
       <w:tab/>
-      <w:t>2026-01-13</w:t>
+      <w:t>2026-01-14</w:t>
       <w:br/>
       <w:br/>
     </w:r>

--- a/tillsyn/A 41728-2025 tillsynsbegäran.docx
+++ b/tillsyn/A 41728-2025 tillsynsbegäran.docx
@@ -218,7 +218,7 @@
     <w:r>
       <w:tab/>
       <w:tab/>
-      <w:t>2026-01-14</w:t>
+      <w:t>2026-01-15</w:t>
       <w:br/>
       <w:br/>
     </w:r>

--- a/tillsyn/A 41728-2025 tillsynsbegäran.docx
+++ b/tillsyn/A 41728-2025 tillsynsbegäran.docx
@@ -218,7 +218,7 @@
     <w:r>
       <w:tab/>
       <w:tab/>
-      <w:t>2026-01-15</w:t>
+      <w:t>2026-01-16</w:t>
       <w:br/>
       <w:br/>
     </w:r>

--- a/tillsyn/A 41728-2025 tillsynsbegäran.docx
+++ b/tillsyn/A 41728-2025 tillsynsbegäran.docx
@@ -218,7 +218,7 @@
     <w:r>
       <w:tab/>
       <w:tab/>
-      <w:t>2026-01-16</w:t>
+      <w:t>2026-01-17</w:t>
       <w:br/>
       <w:br/>
     </w:r>

--- a/tillsyn/A 41728-2025 tillsynsbegäran.docx
+++ b/tillsyn/A 41728-2025 tillsynsbegäran.docx
@@ -218,7 +218,7 @@
     <w:r>
       <w:tab/>
       <w:tab/>
-      <w:t>2026-01-17</w:t>
+      <w:t>2026-01-18</w:t>
       <w:br/>
       <w:br/>
     </w:r>

--- a/tillsyn/A 41728-2025 tillsynsbegäran.docx
+++ b/tillsyn/A 41728-2025 tillsynsbegäran.docx
@@ -218,7 +218,7 @@
     <w:r>
       <w:tab/>
       <w:tab/>
-      <w:t>2026-01-18</w:t>
+      <w:t>2026-01-19</w:t>
       <w:br/>
       <w:br/>
     </w:r>

--- a/tillsyn/A 41728-2025 tillsynsbegäran.docx
+++ b/tillsyn/A 41728-2025 tillsynsbegäran.docx
@@ -218,7 +218,7 @@
     <w:r>
       <w:tab/>
       <w:tab/>
-      <w:t>2026-01-19</w:t>
+      <w:t>2026-01-20</w:t>
       <w:br/>
       <w:br/>
     </w:r>

--- a/tillsyn/A 41728-2025 tillsynsbegäran.docx
+++ b/tillsyn/A 41728-2025 tillsynsbegäran.docx
@@ -218,7 +218,7 @@
     <w:r>
       <w:tab/>
       <w:tab/>
-      <w:t>2026-01-20</w:t>
+      <w:t>2026-01-21</w:t>
       <w:br/>
       <w:br/>
     </w:r>

--- a/tillsyn/A 41728-2025 tillsynsbegäran.docx
+++ b/tillsyn/A 41728-2025 tillsynsbegäran.docx
@@ -218,7 +218,7 @@
     <w:r>
       <w:tab/>
       <w:tab/>
-      <w:t>2026-01-21</w:t>
+      <w:t>2026-01-23</w:t>
       <w:br/>
       <w:br/>
     </w:r>

--- a/tillsyn/A 41728-2025 tillsynsbegäran.docx
+++ b/tillsyn/A 41728-2025 tillsynsbegäran.docx
@@ -218,7 +218,7 @@
     <w:r>
       <w:tab/>
       <w:tab/>
-      <w:t>2026-01-23</w:t>
+      <w:t>2026-01-24</w:t>
       <w:br/>
       <w:br/>
     </w:r>

--- a/tillsyn/A 41728-2025 tillsynsbegäran.docx
+++ b/tillsyn/A 41728-2025 tillsynsbegäran.docx
@@ -218,7 +218,7 @@
     <w:r>
       <w:tab/>
       <w:tab/>
-      <w:t>2026-01-24</w:t>
+      <w:t>2026-01-25</w:t>
       <w:br/>
       <w:br/>
     </w:r>

--- a/tillsyn/A 41728-2025 tillsynsbegäran.docx
+++ b/tillsyn/A 41728-2025 tillsynsbegäran.docx
@@ -218,7 +218,7 @@
     <w:r>
       <w:tab/>
       <w:tab/>
-      <w:t>2026-01-25</w:t>
+      <w:t>2026-01-26</w:t>
       <w:br/>
       <w:br/>
     </w:r>

--- a/tillsyn/A 41728-2025 tillsynsbegäran.docx
+++ b/tillsyn/A 41728-2025 tillsynsbegäran.docx
@@ -218,7 +218,7 @@
     <w:r>
       <w:tab/>
       <w:tab/>
-      <w:t>2026-01-26</w:t>
+      <w:t>2026-01-27</w:t>
       <w:br/>
       <w:br/>
     </w:r>

--- a/tillsyn/A 41728-2025 tillsynsbegäran.docx
+++ b/tillsyn/A 41728-2025 tillsynsbegäran.docx
@@ -218,7 +218,7 @@
     <w:r>
       <w:tab/>
       <w:tab/>
-      <w:t>2026-01-27</w:t>
+      <w:t>2026-01-28</w:t>
       <w:br/>
       <w:br/>
     </w:r>

--- a/tillsyn/A 41728-2025 tillsynsbegäran.docx
+++ b/tillsyn/A 41728-2025 tillsynsbegäran.docx
@@ -90,6 +90,26 @@
         <w:t>Figur 1. Fyndplatser för naturvårdsarter i det avverkningsanmälda området (röd linje). Markörer utan svart kant är placerade på fyndplatsen. Markörer med svart kant är placerade vid sidan av fyndplatsen och har ett svart streck som visar fyndplatsens exakta position. Kartans mittpunktskoordinat är N 6807392, E 409488 i SWEREF 99 TM.</w:t>
       </w:r>
     </w:p>
+    <w:p>
+      <w:r>
+        <w:rPr>
+          <w:b/>
+        </w:rPr>
+        <w:t>Dropptaggsvamp</w:t>
+      </w:r>
+      <w:r>
+        <w:t xml:space="preserve"> bildar mykorrhiza med tall, huvudsakligen i äldre skog. Total population i landet bedöms ha minskat och fortsatt minska på grund av slutavverkningar och förhöja kvävenivåer i marken som en följd av skogsgödsling. Dropptaggsvamp är typisk art för </w:t>
+      </w:r>
+      <w:r>
+        <w:rPr>
+          <w:i/>
+        </w:rPr>
+        <w:t xml:space="preserve">9010 Taiga </w:t>
+      </w:r>
+      <w:r>
+        <w:t>(SLU Artdatabanken, 2025).</w:t>
+      </w:r>
+    </w:p>
     <w:sectPr>
       <w:headerReference w:type="even" r:id="rId8"/>
       <w:headerReference w:type="default" r:id="rId9"/>
@@ -218,7 +238,7 @@
     <w:r>
       <w:tab/>
       <w:tab/>
-      <w:t>2026-01-28</w:t>
+      <w:t>2026-01-29</w:t>
       <w:br/>
       <w:br/>
     </w:r>

--- a/tillsyn/A 41728-2025 tillsynsbegäran.docx
+++ b/tillsyn/A 41728-2025 tillsynsbegäran.docx
@@ -238,7 +238,7 @@
     <w:r>
       <w:tab/>
       <w:tab/>
-      <w:t>2026-01-29</w:t>
+      <w:t>2026-01-30</w:t>
       <w:br/>
       <w:br/>
     </w:r>

--- a/tillsyn/A 41728-2025 tillsynsbegäran.docx
+++ b/tillsyn/A 41728-2025 tillsynsbegäran.docx
@@ -238,7 +238,7 @@
     <w:r>
       <w:tab/>
       <w:tab/>
-      <w:t>2026-01-30</w:t>
+      <w:t>2026-01-31</w:t>
       <w:br/>
       <w:br/>
     </w:r>

--- a/tillsyn/A 41728-2025 tillsynsbegäran.docx
+++ b/tillsyn/A 41728-2025 tillsynsbegäran.docx
@@ -238,7 +238,7 @@
     <w:r>
       <w:tab/>
       <w:tab/>
-      <w:t>2026-02-22</w:t>
+      <w:t>2026-02-23</w:t>
       <w:br/>
       <w:br/>
     </w:r>

--- a/tillsyn/A 41728-2025 tillsynsbegäran.docx
+++ b/tillsyn/A 41728-2025 tillsynsbegäran.docx
@@ -238,7 +238,7 @@
     <w:r>
       <w:tab/>
       <w:tab/>
-      <w:t>2026-02-23</w:t>
+      <w:t>2026-02-24</w:t>
       <w:br/>
       <w:br/>
     </w:r>

--- a/tillsyn/A 41728-2025 tillsynsbegäran.docx
+++ b/tillsyn/A 41728-2025 tillsynsbegäran.docx
@@ -238,7 +238,7 @@
     <w:r>
       <w:tab/>
       <w:tab/>
-      <w:t>2026-02-24</w:t>
+      <w:t>2026-02-25</w:t>
       <w:br/>
       <w:br/>
     </w:r>

--- a/tillsyn/A 41728-2025 tillsynsbegäran.docx
+++ b/tillsyn/A 41728-2025 tillsynsbegäran.docx
@@ -238,7 +238,7 @@
     <w:r>
       <w:tab/>
       <w:tab/>
-      <w:t>2026-02-25</w:t>
+      <w:t>2026-02-26</w:t>
       <w:br/>
       <w:br/>
     </w:r>

--- a/tillsyn/A 41728-2025 tillsynsbegäran.docx
+++ b/tillsyn/A 41728-2025 tillsynsbegäran.docx
@@ -238,7 +238,7 @@
     <w:r>
       <w:tab/>
       <w:tab/>
-      <w:t>2026-02-26</w:t>
+      <w:t>2026-02-28</w:t>
       <w:br/>
       <w:br/>
     </w:r>

--- a/tillsyn/A 41728-2025 tillsynsbegäran.docx
+++ b/tillsyn/A 41728-2025 tillsynsbegäran.docx
@@ -238,7 +238,7 @@
     <w:r>
       <w:tab/>
       <w:tab/>
-      <w:t>2026-02-28</w:t>
+      <w:t>2026-03-01</w:t>
       <w:br/>
       <w:br/>
     </w:r>

--- a/tillsyn/A 41728-2025 tillsynsbegäran.docx
+++ b/tillsyn/A 41728-2025 tillsynsbegäran.docx
@@ -238,7 +238,7 @@
     <w:r>
       <w:tab/>
       <w:tab/>
-      <w:t>2026-03-01</w:t>
+      <w:t>2026-03-02</w:t>
       <w:br/>
       <w:br/>
     </w:r>

--- a/tillsyn/A 41728-2025 tillsynsbegäran.docx
+++ b/tillsyn/A 41728-2025 tillsynsbegäran.docx
@@ -238,7 +238,7 @@
     <w:r>
       <w:tab/>
       <w:tab/>
-      <w:t>2026-03-02</w:t>
+      <w:t>2026-03-03</w:t>
       <w:br/>
       <w:br/>
     </w:r>

--- a/tillsyn/A 41728-2025 tillsynsbegäran.docx
+++ b/tillsyn/A 41728-2025 tillsynsbegäran.docx
@@ -238,7 +238,7 @@
     <w:r>
       <w:tab/>
       <w:tab/>
-      <w:t>2026-03-03</w:t>
+      <w:t>2026-03-04</w:t>
       <w:br/>
       <w:br/>
     </w:r>

--- a/tillsyn/A 41728-2025 tillsynsbegäran.docx
+++ b/tillsyn/A 41728-2025 tillsynsbegäran.docx
@@ -238,7 +238,7 @@
     <w:r>
       <w:tab/>
       <w:tab/>
-      <w:t>2026-03-04</w:t>
+      <w:t>2026-03-05</w:t>
       <w:br/>
       <w:br/>
     </w:r>

--- a/tillsyn/A 41728-2025 tillsynsbegäran.docx
+++ b/tillsyn/A 41728-2025 tillsynsbegäran.docx
@@ -238,7 +238,7 @@
     <w:r>
       <w:tab/>
       <w:tab/>
-      <w:t>2026-03-05</w:t>
+      <w:t>2026-03-06</w:t>
       <w:br/>
       <w:br/>
     </w:r>

--- a/tillsyn/A 41728-2025 tillsynsbegäran.docx
+++ b/tillsyn/A 41728-2025 tillsynsbegäran.docx
@@ -238,7 +238,7 @@
     <w:r>
       <w:tab/>
       <w:tab/>
-      <w:t>2026-03-06</w:t>
+      <w:t>2026-03-07</w:t>
       <w:br/>
       <w:br/>
     </w:r>

--- a/tillsyn/A 41728-2025 tillsynsbegäran.docx
+++ b/tillsyn/A 41728-2025 tillsynsbegäran.docx
@@ -238,7 +238,7 @@
     <w:r>
       <w:tab/>
       <w:tab/>
-      <w:t>2026-03-07</w:t>
+      <w:t>2026-03-08</w:t>
       <w:br/>
       <w:br/>
     </w:r>

--- a/tillsyn/A 41728-2025 tillsynsbegäran.docx
+++ b/tillsyn/A 41728-2025 tillsynsbegäran.docx
@@ -238,7 +238,7 @@
     <w:r>
       <w:tab/>
       <w:tab/>
-      <w:t>2026-03-08</w:t>
+      <w:t>2026-03-09</w:t>
       <w:br/>
       <w:br/>
     </w:r>

--- a/tillsyn/A 41728-2025 tillsynsbegäran.docx
+++ b/tillsyn/A 41728-2025 tillsynsbegäran.docx
@@ -238,7 +238,7 @@
     <w:r>
       <w:tab/>
       <w:tab/>
-      <w:t>2026-03-09</w:t>
+      <w:t>2026-03-10</w:t>
       <w:br/>
       <w:br/>
     </w:r>

--- a/tillsyn/A 41728-2025 tillsynsbegäran.docx
+++ b/tillsyn/A 41728-2025 tillsynsbegäran.docx
@@ -238,7 +238,7 @@
     <w:r>
       <w:tab/>
       <w:tab/>
-      <w:t>2026-03-10</w:t>
+      <w:t>2026-03-11</w:t>
       <w:br/>
       <w:br/>
     </w:r>

--- a/tillsyn/A 41728-2025 tillsynsbegäran.docx
+++ b/tillsyn/A 41728-2025 tillsynsbegäran.docx
@@ -238,7 +238,7 @@
     <w:r>
       <w:tab/>
       <w:tab/>
-      <w:t>2026-03-11</w:t>
+      <w:t>2026-03-12</w:t>
       <w:br/>
       <w:br/>
     </w:r>

--- a/tillsyn/A 41728-2025 tillsynsbegäran.docx
+++ b/tillsyn/A 41728-2025 tillsynsbegäran.docx
@@ -238,7 +238,7 @@
     <w:r>
       <w:tab/>
       <w:tab/>
-      <w:t>2026-03-12</w:t>
+      <w:t>2026-03-13</w:t>
       <w:br/>
       <w:br/>
     </w:r>

--- a/tillsyn/A 41728-2025 tillsynsbegäran.docx
+++ b/tillsyn/A 41728-2025 tillsynsbegäran.docx
@@ -238,7 +238,7 @@
     <w:r>
       <w:tab/>
       <w:tab/>
-      <w:t>2026-04-14</w:t>
+      <w:t>2026-04-15</w:t>
       <w:br/>
       <w:br/>
     </w:r>

--- a/tillsyn/A 41728-2025 tillsynsbegäran.docx
+++ b/tillsyn/A 41728-2025 tillsynsbegäran.docx
@@ -238,7 +238,7 @@
     <w:r>
       <w:tab/>
       <w:tab/>
-      <w:t>2026-04-15</w:t>
+      <w:t>2026-04-16</w:t>
       <w:br/>
       <w:br/>
     </w:r>

--- a/tillsyn/A 41728-2025 tillsynsbegäran.docx
+++ b/tillsyn/A 41728-2025 tillsynsbegäran.docx
@@ -238,7 +238,7 @@
     <w:r>
       <w:tab/>
       <w:tab/>
-      <w:t>2026-04-16</w:t>
+      <w:t>2026-04-17</w:t>
       <w:br/>
       <w:br/>
     </w:r>

--- a/tillsyn/A 41728-2025 tillsynsbegäran.docx
+++ b/tillsyn/A 41728-2025 tillsynsbegäran.docx
@@ -238,7 +238,7 @@
     <w:r>
       <w:tab/>
       <w:tab/>
-      <w:t>2026-04-17</w:t>
+      <w:t>2026-04-18</w:t>
       <w:br/>
       <w:br/>
     </w:r>

--- a/tillsyn/A 41728-2025 tillsynsbegäran.docx
+++ b/tillsyn/A 41728-2025 tillsynsbegäran.docx
@@ -238,7 +238,7 @@
     <w:r>
       <w:tab/>
       <w:tab/>
-      <w:t>2026-04-18</w:t>
+      <w:t>2026-04-19</w:t>
       <w:br/>
       <w:br/>
     </w:r>

--- a/tillsyn/A 41728-2025 tillsynsbegäran.docx
+++ b/tillsyn/A 41728-2025 tillsynsbegäran.docx
@@ -238,7 +238,7 @@
     <w:r>
       <w:tab/>
       <w:tab/>
-      <w:t>2026-04-19</w:t>
+      <w:t>2026-04-20</w:t>
       <w:br/>
       <w:br/>
     </w:r>

--- a/tillsyn/A 41728-2025 tillsynsbegäran.docx
+++ b/tillsyn/A 41728-2025 tillsynsbegäran.docx
@@ -238,7 +238,7 @@
     <w:r>
       <w:tab/>
       <w:tab/>
-      <w:t>2026-04-20</w:t>
+      <w:t>2026-04-21</w:t>
       <w:br/>
       <w:br/>
     </w:r>

--- a/tillsyn/A 41728-2025 tillsynsbegäran.docx
+++ b/tillsyn/A 41728-2025 tillsynsbegäran.docx
@@ -238,7 +238,7 @@
     <w:r>
       <w:tab/>
       <w:tab/>
-      <w:t>2026-04-21</w:t>
+      <w:t>2026-04-22</w:t>
       <w:br/>
       <w:br/>
     </w:r>

--- a/tillsyn/A 41728-2025 tillsynsbegäran.docx
+++ b/tillsyn/A 41728-2025 tillsynsbegäran.docx
@@ -238,7 +238,7 @@
     <w:r>
       <w:tab/>
       <w:tab/>
-      <w:t>2026-04-22</w:t>
+      <w:t>2026-04-23</w:t>
       <w:br/>
       <w:br/>
     </w:r>

--- a/tillsyn/A 41728-2025 tillsynsbegäran.docx
+++ b/tillsyn/A 41728-2025 tillsynsbegäran.docx
@@ -238,7 +238,7 @@
     <w:r>
       <w:tab/>
       <w:tab/>
-      <w:t>2026-04-23</w:t>
+      <w:t>2026-04-24</w:t>
       <w:br/>
       <w:br/>
     </w:r>

--- a/tillsyn/A 41728-2025 tillsynsbegäran.docx
+++ b/tillsyn/A 41728-2025 tillsynsbegäran.docx
@@ -238,7 +238,7 @@
     <w:r>
       <w:tab/>
       <w:tab/>
-      <w:t>2026-04-24</w:t>
+      <w:t>2026-04-25</w:t>
       <w:br/>
       <w:br/>
     </w:r>

--- a/tillsyn/A 41728-2025 tillsynsbegäran.docx
+++ b/tillsyn/A 41728-2025 tillsynsbegäran.docx
@@ -238,7 +238,7 @@
     <w:r>
       <w:tab/>
       <w:tab/>
-      <w:t>2026-04-25</w:t>
+      <w:t>2026-04-26</w:t>
       <w:br/>
       <w:br/>
     </w:r>

--- a/tillsyn/A 41728-2025 tillsynsbegäran.docx
+++ b/tillsyn/A 41728-2025 tillsynsbegäran.docx
@@ -238,7 +238,7 @@
     <w:r>
       <w:tab/>
       <w:tab/>
-      <w:t>2026-04-26</w:t>
+      <w:t>2026-04-27</w:t>
       <w:br/>
       <w:br/>
     </w:r>

--- a/tillsyn/A 41728-2025 tillsynsbegäran.docx
+++ b/tillsyn/A 41728-2025 tillsynsbegäran.docx
@@ -238,7 +238,7 @@
     <w:r>
       <w:tab/>
       <w:tab/>
-      <w:t>2026-04-27</w:t>
+      <w:t>2026-04-28</w:t>
       <w:br/>
       <w:br/>
     </w:r>

--- a/tillsyn/A 41728-2025 tillsynsbegäran.docx
+++ b/tillsyn/A 41728-2025 tillsynsbegäran.docx
@@ -238,7 +238,7 @@
     <w:r>
       <w:tab/>
       <w:tab/>
-      <w:t>2026-04-28</w:t>
+      <w:t>2026-04-29</w:t>
       <w:br/>
       <w:br/>
     </w:r>

--- a/tillsyn/A 41728-2025 tillsynsbegäran.docx
+++ b/tillsyn/A 41728-2025 tillsynsbegäran.docx
@@ -238,7 +238,7 @@
     <w:r>
       <w:tab/>
       <w:tab/>
-      <w:t>2026-04-29</w:t>
+      <w:t>2026-04-30</w:t>
       <w:br/>
       <w:br/>
     </w:r>

--- a/tillsyn/A 41728-2025 tillsynsbegäran.docx
+++ b/tillsyn/A 41728-2025 tillsynsbegäran.docx
@@ -238,7 +238,7 @@
     <w:r>
       <w:tab/>
       <w:tab/>
-      <w:t>2026-04-30</w:t>
+      <w:t>2026-05-01</w:t>
       <w:br/>
       <w:br/>
     </w:r>

--- a/tillsyn/A 41728-2025 tillsynsbegäran.docx
+++ b/tillsyn/A 41728-2025 tillsynsbegäran.docx
@@ -238,7 +238,7 @@
     <w:r>
       <w:tab/>
       <w:tab/>
-      <w:t>2026-05-01</w:t>
+      <w:t>2026-05-02</w:t>
       <w:br/>
       <w:br/>
     </w:r>

--- a/tillsyn/A 41728-2025 tillsynsbegäran.docx
+++ b/tillsyn/A 41728-2025 tillsynsbegäran.docx
@@ -238,7 +238,7 @@
     <w:r>
       <w:tab/>
       <w:tab/>
-      <w:t>2026-05-02</w:t>
+      <w:t>2026-05-03</w:t>
       <w:br/>
       <w:br/>
     </w:r>

--- a/tillsyn/A 41728-2025 tillsynsbegäran.docx
+++ b/tillsyn/A 41728-2025 tillsynsbegäran.docx
@@ -238,7 +238,7 @@
     <w:r>
       <w:tab/>
       <w:tab/>
-      <w:t>2026-05-03</w:t>
+      <w:t>2026-05-04</w:t>
       <w:br/>
       <w:br/>
     </w:r>

--- a/tillsyn/A 41728-2025 tillsynsbegäran.docx
+++ b/tillsyn/A 41728-2025 tillsynsbegäran.docx
@@ -238,7 +238,7 @@
     <w:r>
       <w:tab/>
       <w:tab/>
-      <w:t>2026-05-04</w:t>
+      <w:t>2026-05-05</w:t>
       <w:br/>
       <w:br/>
     </w:r>

--- a/tillsyn/A 41728-2025 tillsynsbegäran.docx
+++ b/tillsyn/A 41728-2025 tillsynsbegäran.docx
@@ -238,7 +238,7 @@
     <w:r>
       <w:tab/>
       <w:tab/>
-      <w:t>2026-05-05</w:t>
+      <w:t>2026-05-06</w:t>
       <w:br/>
       <w:br/>
     </w:r>

--- a/tillsyn/A 41728-2025 tillsynsbegäran.docx
+++ b/tillsyn/A 41728-2025 tillsynsbegäran.docx
@@ -238,7 +238,7 @@
     <w:r>
       <w:tab/>
       <w:tab/>
-      <w:t>2026-05-16</w:t>
+      <w:t>2026-05-17</w:t>
       <w:br/>
       <w:br/>
     </w:r>

--- a/tillsyn/A 41728-2025 tillsynsbegäran.docx
+++ b/tillsyn/A 41728-2025 tillsynsbegäran.docx
@@ -238,7 +238,7 @@
     <w:r>
       <w:tab/>
       <w:tab/>
-      <w:t>2026-05-17</w:t>
+      <w:t>2026-05-18</w:t>
       <w:br/>
       <w:br/>
     </w:r>

--- a/tillsyn/A 41728-2025 tillsynsbegäran.docx
+++ b/tillsyn/A 41728-2025 tillsynsbegäran.docx
@@ -238,7 +238,7 @@
     <w:r>
       <w:tab/>
       <w:tab/>
-      <w:t>2026-05-18</w:t>
+      <w:t>2026-05-19</w:t>
       <w:br/>
       <w:br/>
     </w:r>

--- a/tillsyn/A 41728-2025 tillsynsbegäran.docx
+++ b/tillsyn/A 41728-2025 tillsynsbegäran.docx
@@ -238,7 +238,7 @@
     <w:r>
       <w:tab/>
       <w:tab/>
-      <w:t>2026-05-19</w:t>
+      <w:t>2026-05-20</w:t>
       <w:br/>
       <w:br/>
     </w:r>
